--- a/Documentacion/Informe.docx
+++ b/Documentacion/Informe.docx
@@ -111,7 +111,7 @@
           <w:sz w:val="28"/>
           <w:szCs w:val="28"/>
         </w:rPr>
-        <w:t xml:space="preserve">LIBRERIA VIRTUAL</w:t>
+        <w:t xml:space="preserve">BOOK CENTER</w:t>
       </w:r>
     </w:p>
     <w:p>
